--- a/book/word/Ch16 - The Hard Drive in the Rafters.docx
+++ b/book/word/Ch16 - The Hard Drive in the Rafters.docx
@@ -2,13 +2,13 @@
 <file path=word/document.xml><?xml version="1.0" encoding="utf-8"?>
 <w:document xmlns:w="http://schemas.openxmlformats.org/wordprocessingml/2006/main" xmlns:m="http://schemas.openxmlformats.org/officeDocument/2006/math" xmlns:r="http://schemas.openxmlformats.org/officeDocument/2006/relationships" xmlns:o="urn:schemas-microsoft-com:office:office" xmlns:v="urn:schemas-microsoft-com:vml" xmlns:w10="urn:schemas-microsoft-com:office:word" xmlns:a="http://schemas.openxmlformats.org/drawingml/2006/main" xmlns:pic="http://schemas.openxmlformats.org/drawingml/2006/picture" xmlns:wp="http://schemas.openxmlformats.org/drawingml/2006/wordprocessingDrawing">
   <w:body>
-    <w:bookmarkStart w:id="25" w:name="chapter-16-the-hard-drive-in-the-rafters"/>
+    <w:bookmarkStart w:id="25" w:name="Xc6739a0a9df3fc64d7d506c1b8a512a6603a993"/>
     <w:p>
       <w:pPr>
         <w:pStyle w:val="Heading1"/>
       </w:pPr>
       <w:r>
-        <w:t xml:space="preserve">Chapter 16 — The Hard Drive in the Rafters</w:t>
+        <w:t xml:space="preserve">Chapter 16 - The Hard Drive in the Rafters</w:t>
       </w:r>
     </w:p>
     <w:p>
@@ -34,7 +34,7 @@
           <w:bCs/>
           <w:b/>
         </w:rPr>
-        <w:t xml:space="preserve">for it anyway — and hid a hard drive that remembered every search.</w:t>
+        <w:t xml:space="preserve">for it anyway, and hid a hard drive that remembered every search.</w:t>
       </w:r>
     </w:p>
     <w:p>
@@ -56,7 +56,7 @@
         <w:t xml:space="preserve"> </w:t>
       </w:r>
       <w:r>
-        <w:t xml:space="preserve">judgment as a highly intelligent loner with an expertise in computers —</w:t>
+        <w:t xml:space="preserve">judgment as a highly intelligent loner with an expertise in computers;</w:t>
       </w:r>
       <w:r>
         <w:t xml:space="preserve"> </w:t>
@@ -212,7 +212,7 @@
         <w:t xml:space="preserve"> </w:t>
       </w:r>
       <w:r>
-        <w:t xml:space="preserve">restraints — handcuffs, straightjackets, tasers. He visited a butcher supply</w:t>
+        <w:t xml:space="preserve">restraints; handcuffs, straightjackets, tasers. He visited a butcher supply</w:t>
       </w:r>
       <w:r>
         <w:t xml:space="preserve"> </w:t>
@@ -224,7 +224,7 @@
         <w:t xml:space="preserve"> </w:t>
       </w:r>
       <w:r>
-        <w:t xml:space="preserve">to defeat one specific model of Schlage lock — the kind securing the Liknes</w:t>
+        <w:t xml:space="preserve">to defeat one specific model of Schlage lock, the kind securing the Liknes</w:t>
       </w:r>
       <w:r>
         <w:t xml:space="preserve"> </w:t>
@@ -262,7 +262,7 @@
         <w:t xml:space="preserve"> </w:t>
       </w:r>
       <w:r>
-        <w:t xml:space="preserve">two little boys — Nathan, five, and Max, three — to their grandparents’ house</w:t>
+        <w:t xml:space="preserve">two little boys, Nathan, five, and Max, three, to their grandparents’ house</w:t>
       </w:r>
       <w:r>
         <w:t xml:space="preserve"> </w:t>
@@ -314,7 +314,7 @@
         <w:t xml:space="preserve"> </w:t>
       </w:r>
       <w:r>
-        <w:t xml:space="preserve">the aftermath — blood throughout the house, mixed with broken teeth. A</w:t>
+        <w:t xml:space="preserve">the aftermath; blood throughout the house, mixed with broken teeth. A</w:t>
       </w:r>
       <w:r>
         <w:t xml:space="preserve"> </w:t>
@@ -370,7 +370,7 @@
         <w:t xml:space="preserve"> </w:t>
       </w:r>
       <w:r>
-        <w:t xml:space="preserve">Garland’s distinctive old Ford passing the Liknes house at 3:10 a.m. — and</w:t>
+        <w:t xml:space="preserve">Garland’s distinctive old Ford passing the Liknes house at 3:10 a.m., and</w:t>
       </w:r>
       <w:r>
         <w:t xml:space="preserve"> </w:t>
@@ -402,7 +402,7 @@
         <w:t xml:space="preserve"> </w:t>
       </w:r>
       <w:r>
-        <w:t xml:space="preserve">six hours; it reported at 2:10 a.m. and never again — someone who understood</w:t>
+        <w:t xml:space="preserve">six hours; it reported at 2:10 a.m. and never again. Someone who understood</w:t>
       </w:r>
       <w:r>
         <w:t xml:space="preserve"> </w:t>
@@ -428,7 +428,7 @@
         <w:pStyle w:val="BodyText"/>
       </w:pPr>
       <w:r>
-        <w:t xml:space="preserve">They faced a brutal choice. Wait for a warrant — or go in immediately, on the</w:t>
+        <w:t xml:space="preserve">They faced a brutal choice. Wait for a warrant, or go in immediately, on the</w:t>
       </w:r>
       <w:r>
         <w:t xml:space="preserve"> </w:t>
@@ -478,7 +478,7 @@
         <w:t xml:space="preserve"> </w:t>
       </w:r>
       <w:r>
-        <w:t xml:space="preserve">meat saw, they found DNA — blood and flesh — from all three victims.</w:t>
+        <w:t xml:space="preserve">meat saw, they found DNA, blood and flesh, from all three victims.</w:t>
       </w:r>
     </w:p>
     <w:p>
@@ -540,13 +540,13 @@
         <w:t xml:space="preserve"> </w:t>
       </w:r>
       <w:r>
-        <w:t xml:space="preserve">corpses. Videos feeding a fetish for adult women wearing only diapers. And —</w:t>
-      </w:r>
-      <w:r>
-        <w:t xml:space="preserve"> </w:t>
-      </w:r>
-      <w:r>
-        <w:t xml:space="preserve">the detail that turns the stomach twice — files offering information on</w:t>
+        <w:t xml:space="preserve">corpses. Videos feeding a fetish for adult women wearing only diapers. And,</w:t>
+      </w:r>
+      <w:r>
+        <w:t xml:space="preserve"> </w:t>
+      </w:r>
+      <w:r>
+        <w:t xml:space="preserve">the detail that turns the stomach twice, files offering information on</w:t>
       </w:r>
       <w:r>
         <w:t xml:space="preserve"> </w:t>
@@ -619,7 +619,7 @@
         <w:t xml:space="preserve"> </w:t>
       </w:r>
       <w:r>
-        <w:t xml:space="preserve">area two days after the abduction — before police ever looked at Garland. In</w:t>
+        <w:t xml:space="preserve">area two days after the abduction, before police ever looked at Garland. In</w:t>
       </w:r>
       <w:r>
         <w:t xml:space="preserve"> </w:t>
@@ -631,7 +631,7 @@
         <w:t xml:space="preserve"> </w:t>
       </w:r>
       <w:r>
-        <w:t xml:space="preserve">bodies — two adults and a child — wearing only diapers.</w:t>
+        <w:t xml:space="preserve">bodies, two adults and a child, wearing only diapers.</w:t>
       </w:r>
     </w:p>
     <w:p>
@@ -665,7 +665,7 @@
         <w:t xml:space="preserve"> </w:t>
       </w:r>
       <w:r>
-        <w:t xml:space="preserve">was the killer — he argued the police had violated the Charter at nearly every</w:t>
+        <w:t xml:space="preserve">was the killer; he argued the police had violated the Charter at nearly every</w:t>
       </w:r>
       <w:r>
         <w:t xml:space="preserve"> </w:t>
@@ -707,13 +707,13 @@
         <w:t xml:space="preserve"> </w:t>
       </w:r>
       <w:r>
-        <w:t xml:space="preserve">appeal. The police had erred in small ways — a black bag opened too soon, the</w:t>
-      </w:r>
-      <w:r>
-        <w:t xml:space="preserve"> </w:t>
-      </w:r>
-      <w:r>
-        <w:t xml:space="preserve">shoes taken during investigative detention — but the searches that mattered</w:t>
+        <w:t xml:space="preserve">appeal. The police had erred in small ways, a black bag opened too soon, the</w:t>
+      </w:r>
+      <w:r>
+        <w:t xml:space="preserve"> </w:t>
+      </w:r>
+      <w:r>
+        <w:t xml:space="preserve">shoes taken during investigative detention, but the searches that mattered</w:t>
       </w:r>
       <w:r>
         <w:t xml:space="preserve"> </w:t>
@@ -749,7 +749,7 @@
         <w:t xml:space="preserve"> </w:t>
       </w:r>
       <w:r>
-        <w:t xml:space="preserve">days — nursed so long and so openly that his own family recognized it. The</w:t>
+        <w:t xml:space="preserve">days, nursed so long and so openly that his own family recognized it. The</w:t>
       </w:r>
       <w:r>
         <w:t xml:space="preserve"> </w:t>
@@ -773,7 +773,7 @@
         <w:t xml:space="preserve"> </w:t>
       </w:r>
       <w:r>
-        <w:t xml:space="preserve">research, the surveillance, the manuals, and the plan — including his notes on</w:t>
+        <w:t xml:space="preserve">research, the surveillance, the manuals, and the plan, including his notes on</w:t>
       </w:r>
       <w:r>
         <w:t xml:space="preserve"> </w:t>
